--- a/artifacts/LGL-17/build/vendor-risk-assessment-datapulse-analytics.docx
+++ b/artifacts/LGL-17/build/vendor-risk-assessment-datapulse-analytics.docx
@@ -7,15 +7,6 @@
       <w:pPr>
         <w:pStyle w:val="Heading1"/>
       </w:pPr>
-      <w:r>
-        <w:rPr>
-          <w:rStyle w:val="SectionNumber"/>
-        </w:rPr>
-        <w:t xml:space="preserve">1</w:t>
-      </w:r>
-      <w:r>
-        <w:tab/>
-      </w:r>
       <w:r>
         <w:t xml:space="preserve">Vendor Risk Assessment: DataPulse Analytics</w:t>
       </w:r>
@@ -540,15 +531,6 @@
         <w:pStyle w:val="Heading2"/>
       </w:pPr>
       <w:r>
-        <w:rPr>
-          <w:rStyle w:val="SectionNumber"/>
-        </w:rPr>
-        <w:t xml:space="preserve">1.1</w:t>
-      </w:r>
-      <w:r>
-        <w:tab/>
-      </w:r>
-      <w:r>
         <w:t xml:space="preserve">1. Scope of the Engagement</w:t>
       </w:r>
     </w:p>
@@ -565,15 +547,6 @@
       <w:pPr>
         <w:pStyle w:val="Heading3"/>
       </w:pPr>
-      <w:r>
-        <w:rPr>
-          <w:rStyle w:val="SectionNumber"/>
-        </w:rPr>
-        <w:t xml:space="preserve">1.1.1</w:t>
-      </w:r>
-      <w:r>
-        <w:tab/>
-      </w:r>
       <w:r>
         <w:t xml:space="preserve">1.1 Data in scope</w:t>
       </w:r>
@@ -875,15 +848,6 @@
         <w:pStyle w:val="Heading2"/>
       </w:pPr>
       <w:r>
-        <w:rPr>
-          <w:rStyle w:val="SectionNumber"/>
-        </w:rPr>
-        <w:t xml:space="preserve">1.2</w:t>
-      </w:r>
-      <w:r>
-        <w:tab/>
-      </w:r>
-      <w:r>
         <w:t xml:space="preserve">2. Scoring Method</w:t>
       </w:r>
     </w:p>
@@ -1059,15 +1023,6 @@
       <w:pPr>
         <w:pStyle w:val="Heading2"/>
       </w:pPr>
-      <w:r>
-        <w:rPr>
-          <w:rStyle w:val="SectionNumber"/>
-        </w:rPr>
-        <w:t xml:space="preserve">1.3</w:t>
-      </w:r>
-      <w:r>
-        <w:tab/>
-      </w:r>
       <w:r>
         <w:t xml:space="preserve">3. Scoring</w:t>
       </w:r>
@@ -1566,15 +1521,6 @@
         <w:pStyle w:val="Heading2"/>
       </w:pPr>
       <w:r>
-        <w:rPr>
-          <w:rStyle w:val="SectionNumber"/>
-        </w:rPr>
-        <w:t xml:space="preserve">1.4</w:t>
-      </w:r>
-      <w:r>
-        <w:tab/>
-      </w:r>
-      <w:r>
         <w:t xml:space="preserve">4. Evidence Reviewed</w:t>
       </w:r>
     </w:p>
@@ -2016,15 +1962,6 @@
         <w:pStyle w:val="Heading2"/>
       </w:pPr>
       <w:r>
-        <w:rPr>
-          <w:rStyle w:val="SectionNumber"/>
-        </w:rPr>
-        <w:t xml:space="preserve">1.5</w:t>
-      </w:r>
-      <w:r>
-        <w:tab/>
-      </w:r>
-      <w:r>
         <w:t xml:space="preserve">5. Findings</w:t>
       </w:r>
     </w:p>
@@ -2033,15 +1970,6 @@
       <w:pPr>
         <w:pStyle w:val="Heading3"/>
       </w:pPr>
-      <w:r>
-        <w:rPr>
-          <w:rStyle w:val="SectionNumber"/>
-        </w:rPr>
-        <w:t xml:space="preserve">1.5.1</w:t>
-      </w:r>
-      <w:r>
-        <w:tab/>
-      </w:r>
       <w:r>
         <w:t xml:space="preserve">5.1 Positive findings</w:t>
       </w:r>
@@ -2106,15 +2034,6 @@
       <w:pPr>
         <w:pStyle w:val="Heading3"/>
       </w:pPr>
-      <w:r>
-        <w:rPr>
-          <w:rStyle w:val="SectionNumber"/>
-        </w:rPr>
-        <w:t xml:space="preserve">1.5.2</w:t>
-      </w:r>
-      <w:r>
-        <w:tab/>
-      </w:r>
       <w:r>
         <w:t xml:space="preserve">5.2 Observations, non-blocking</w:t>
       </w:r>
@@ -2180,15 +2099,6 @@
       <w:pPr>
         <w:pStyle w:val="Heading2"/>
       </w:pPr>
-      <w:r>
-        <w:rPr>
-          <w:rStyle w:val="SectionNumber"/>
-        </w:rPr>
-        <w:t xml:space="preserve">1.6</w:t>
-      </w:r>
-      <w:r>
-        <w:tab/>
-      </w:r>
       <w:r>
         <w:t xml:space="preserve">6. Disposition</w:t>
       </w:r>
@@ -2416,15 +2326,6 @@
       <w:pPr>
         <w:pStyle w:val="Heading2"/>
       </w:pPr>
-      <w:r>
-        <w:rPr>
-          <w:rStyle w:val="SectionNumber"/>
-        </w:rPr>
-        <w:t xml:space="preserve">1.7</w:t>
-      </w:r>
-      <w:r>
-        <w:tab/>
-      </w:r>
       <w:r>
         <w:t xml:space="preserve">7. Approvals</w:t>
       </w:r>
